--- a/paper/draft_modis_r1.docx
+++ b/paper/draft_modis_r1.docx
@@ -35,7 +35,15 @@
         </w:r>
       </w:ins>
       <w:r>
-        <w:t xml:space="preserve"> watersheds in the MacroSheds dataset across the conterminous United States (CONUS) over 2001–2023, using PRISM climate and MODIS annual GPP, and compared them with a spatially uniform reference grid of 5,212 points. Trends were estimated with Sen’s slope, and sites were grouped by expected net water demand (NWD) from the sign and significance of temperature, precipitation, and GPP trends. Warming was significant at </w:t>
+        <w:t xml:space="preserve"> watersheds in the MacroSheds dataset across the conterminous United States (CONUS) over 2001–2023, using PRISM climate and MODIS </w:t>
+      </w:r>
+      <w:del w:id="2108557663" w:author="Claude" w:date="2026-10-23T15:11:06Z">
+        <w:r>
+          <w:delText xml:space="preserve">annual </w:delText>
+        </w:r>
+      </w:del>
+      <w:r>
+        <w:t xml:space="preserve">GPP, and compared them with a spatially uniform reference grid of 5,212 points. Trends were estimated with Sen’s slope, and sites were grouped by expected net water demand (NWD) from the sign and significance of temperature, precipitation, and GPP trends. Warming was significant at </w:t>
       </w:r>
       <w:del w:id="2108557239" w:author="Claude" w:date="2026-10-22T21:02:13Z">
         <w:r>
@@ -65,7 +73,7 @@
       </w:r>
       <w:ins w:id="2108557605" w:author="Claude" w:date="2026-10-22T23:16:55Z">
         <w:r>
-          <w:t xml:space="preserve"> Within sites, year-to-year streamflow anomalies tracked precipitation almost one for one, responded to temperature mainly at arid sites, and showed no detectable response to GPP once precipitation and temperature were accounted for; the observed warming implies a decline in mean flow of about 3%, an order of magnitude below interannual variability.</w:t>
+          <w:t xml:space="preserve"> Within sites, year-to-year streamflow anomalies tracked precipitation almost one for one, responded to temperature mainly at arid sites, and responded to GPP by at most a few percent once precipitation and temperature were accounted for; the observed warming implies a decline in mean flow of about 3%, an order of magnitude below interannual variability.</w:t>
         </w:r>
       </w:ins>
       <w:r>
@@ -734,7 +742,20 @@
     </w:p>
     <w:p>
       <w:r>
-        <w:t xml:space="preserve">Table 1. Data sources and how each variable enters the analysis. MS, MacroSheds sites; grid, the 5,212-point CONUS reference grid. Trends are fit to one value per site and year over 2001–2023: water years for MS streamflow and climate, calendar years for the grid and for MODIS GPP.</w:t>
+        <w:t xml:space="preserve">Table 1. Data sources and how each variable enters the analysis. MS, MacroSheds sites; grid, the 5,212-point CONUS reference grid. Trends are fit to one value per site and water year (October–September) over 2001–2023</w:t>
+      </w:r>
+      <w:del w:id="2108557740" w:author="Claude" w:date="2026-10-23T15:17:20Z">
+        <w:r>
+          <w:delText xml:space="preserve">and for MODIS GPP</w:delText>
+        </w:r>
+      </w:del>
+      <w:ins w:id="2108557741" w:author="Claude" w:date="2026-10-23T15:17:20Z">
+        <w:r>
+          <w:t xml:space="preserve"/>
+        </w:r>
+      </w:ins>
+      <w:r>
+        <w:t xml:space="preserve">.</w:t>
       </w:r>
     </w:p>
     <w:tbl>
@@ -909,7 +930,7 @@
           <w:p>
             <w:ins w:id="2108557447" w:author="Claude" w:date="2026-10-22T21:35:05Z">
               <w:r>
-                <w:t xml:space="preserve">Air temperature</w:t>
+                <w:t xml:space="preserve">Air temperature (MS sites)</w:t>
               </w:r>
             </w:ins>
           </w:p>
@@ -983,7 +1004,7 @@
           <w:p>
             <w:ins w:id="2108557455" w:author="Claude" w:date="2026-10-22T21:35:05Z">
               <w:r>
-                <w:t xml:space="preserve">Air temperature</w:t>
+                <w:t xml:space="preserve">Air temperature (reference grid)</w:t>
               </w:r>
             </w:ins>
           </w:p>
@@ -1010,7 +1031,7 @@
           <w:p>
             <w:ins w:id="2108557458" w:author="Claude" w:date="2026-10-22T21:35:05Z">
               <w:r>
-                <w:t xml:space="preserve">annual</w:t>
+                <w:t xml:space="preserve">annual (water year)</w:t>
               </w:r>
             </w:ins>
           </w:p>
@@ -1019,7 +1040,7 @@
           <w:p>
             <w:ins w:id="2108557459" w:author="Claude" w:date="2026-10-22T21:35:05Z">
               <w:r>
-                <w:t xml:space="preserve">calendar-year mean (°C)</w:t>
+                <w:t xml:space="preserve">water-year mean (°C)</w:t>
               </w:r>
             </w:ins>
           </w:p>
@@ -1057,7 +1078,7 @@
           <w:p>
             <w:ins w:id="2108557463" w:author="Claude" w:date="2026-10-22T21:35:05Z">
               <w:r>
-                <w:t xml:space="preserve">Precipitation</w:t>
+                <w:t xml:space="preserve">Precipitation (MS sites)</w:t>
               </w:r>
             </w:ins>
           </w:p>
@@ -1131,7 +1152,7 @@
           <w:p>
             <w:ins w:id="2108557471" w:author="Claude" w:date="2026-10-22T21:35:05Z">
               <w:r>
-                <w:t xml:space="preserve">Precipitation</w:t>
+                <w:t xml:space="preserve">Precipitation (reference grid)</w:t>
               </w:r>
             </w:ins>
           </w:p>
@@ -1158,7 +1179,7 @@
           <w:p>
             <w:ins w:id="2108557474" w:author="Claude" w:date="2026-10-22T21:35:05Z">
               <w:r>
-                <w:t xml:space="preserve">annual</w:t>
+                <w:t xml:space="preserve">annual (water year)</w:t>
               </w:r>
             </w:ins>
           </w:p>
@@ -1167,7 +1188,7 @@
           <w:p>
             <w:ins w:id="2108557475" w:author="Claude" w:date="2026-10-22T21:35:05Z">
               <w:r>
-                <w:t xml:space="preserve">calendar-year total (mm)</w:t>
+                <w:t xml:space="preserve">water-year total (mm)</w:t>
               </w:r>
             </w:ins>
           </w:p>
@@ -1205,18 +1226,17 @@
           <w:p>
             <w:ins w:id="2108557479" w:author="Claude" w:date="2026-10-22T21:35:05Z">
               <w:r>
-                <w:t xml:space="preserve">GPP</w:t>
-              </w:r>
-            </w:ins>
-          </w:p>
-        </w:tc>
-        <w:tc>
-          <w:p>
-            <w:ins w:id="2108557480" w:author="Claude" w:date="2026-10-22T21:35:05Z">
-              <w:r>
-                <w:t xml:space="preserve">MODIS MOD17A3HGF Collection 6.1 via MacroSheds, watershed median (Running &amp; Zhao, 2021)</w:t>
-              </w:r>
-            </w:ins>
+                <w:t xml:space="preserve">GPP (MS sites)</w:t>
+              </w:r>
+            </w:ins>
+          </w:p>
+        </w:tc>
+        <w:tc>
+          <w:p>
+            <w:ins w:id="2108557480" w:author="Claude" w:date="2026-10-22T21:35:05Z"/>
+            <w:r>
+              <w:t xml:space="preserve">MODIS MOD17A2HGF Collection 6.1 (8-day), summed over the water year in Google Earth Engine; watershed median (Running &amp; Zhao, 2021)</w:t>
+            </w:r>
           </w:p>
         </w:tc>
         <w:tc>
@@ -1230,20 +1250,18 @@
         </w:tc>
         <w:tc>
           <w:p>
-            <w:ins w:id="2108557482" w:author="Claude" w:date="2026-10-22T21:35:05Z">
-              <w:r>
-                <w:t xml:space="preserve">annual (calendar year)</w:t>
-              </w:r>
-            </w:ins>
-          </w:p>
-        </w:tc>
-        <w:tc>
-          <w:p>
-            <w:ins w:id="2108557483" w:author="Claude" w:date="2026-10-22T21:35:05Z">
-              <w:r>
-                <w:t xml:space="preserve">annual total (kg C m⁻² yr⁻¹); fill value masked</w:t>
-              </w:r>
-            </w:ins>
+            <w:ins w:id="2108557482" w:author="Claude" w:date="2026-10-22T21:35:05Z"/>
+            <w:r>
+              <w:t xml:space="preserve">8-day, summed to water years</w:t>
+            </w:r>
+          </w:p>
+        </w:tc>
+        <w:tc>
+          <w:p>
+            <w:ins w:id="2108557483" w:author="Claude" w:date="2026-10-22T21:35:05Z"/>
+            <w:r>
+              <w:t xml:space="preserve">water-year total (kg C m⁻² yr⁻¹); fill pixels masked</w:t>
+            </w:r>
           </w:p>
         </w:tc>
         <w:tc>
@@ -1279,18 +1297,17 @@
           <w:p>
             <w:ins w:id="2108557487" w:author="Claude" w:date="2026-10-22T21:35:05Z">
               <w:r>
-                <w:t xml:space="preserve">GPP</w:t>
-              </w:r>
-            </w:ins>
-          </w:p>
-        </w:tc>
-        <w:tc>
-          <w:p>
-            <w:ins w:id="2108557488" w:author="Claude" w:date="2026-10-22T21:35:05Z">
-              <w:r>
-                <w:t xml:space="preserve">MODIS MOD17A3HGF Collection 6.1 via Google Earth Engine, mean of pixels in the 1 km² footprint</w:t>
-              </w:r>
-            </w:ins>
+                <w:t xml:space="preserve">GPP (reference grid)</w:t>
+              </w:r>
+            </w:ins>
+          </w:p>
+        </w:tc>
+        <w:tc>
+          <w:p>
+            <w:ins w:id="2108557488" w:author="Claude" w:date="2026-10-22T21:35:05Z"/>
+            <w:r>
+              <w:t xml:space="preserve">MODIS MOD17A2HGF Collection 6.1 (8-day), summed over the water year in Google Earth Engine; mean of pixels in the 1 km² footprint</w:t>
+            </w:r>
           </w:p>
         </w:tc>
         <w:tc>
@@ -1304,20 +1321,18 @@
         </w:tc>
         <w:tc>
           <w:p>
-            <w:ins w:id="2108557490" w:author="Claude" w:date="2026-10-22T21:35:05Z">
-              <w:r>
-                <w:t xml:space="preserve">annual (calendar year)</w:t>
-              </w:r>
-            </w:ins>
-          </w:p>
-        </w:tc>
-        <w:tc>
-          <w:p>
-            <w:ins w:id="2108557491" w:author="Claude" w:date="2026-10-22T21:35:05Z">
-              <w:r>
-                <w:t xml:space="preserve">annual total (kg C m⁻² yr⁻¹)</w:t>
-              </w:r>
-            </w:ins>
+            <w:ins w:id="2108557490" w:author="Claude" w:date="2026-10-22T21:35:05Z"/>
+            <w:r>
+              <w:t xml:space="preserve">8-day, summed to water years</w:t>
+            </w:r>
+          </w:p>
+        </w:tc>
+        <w:tc>
+          <w:p>
+            <w:ins w:id="2108557491" w:author="Claude" w:date="2026-10-22T21:35:05Z"/>
+            <w:r>
+              <w:t xml:space="preserve">water-year total (kg C m⁻² yr⁻¹); fill pixels masked</w:t>
+            </w:r>
           </w:p>
         </w:tc>
         <w:tc>
@@ -1602,15 +1617,35 @@
       </w:r>
       <w:r>
         <w:rPr/>
-        <w:t xml:space="preserve"> we used the MODIS MOD17A3HGF annual GPP product (500 m resolution) as distributed by MacroSheds (variable gpp_global_500m_median), which reports the median annual GPP of the MODIS pixels within each watershed boundary for 2001–2023 (Running et al, 2004; Running &amp; Zhao, 2021). MacroSheds also distributes a finer-resolution Landsat-derived GPP product (USGS, 2025; 30 m, 1986–2022), but that record is stitched together across successive Landsat missions, and GPP trends derived from it can reflect handoffs between sensors rather than change on the ground (Roy et al, 2016; Vogelmann et al, 2016). We therefore based all GPP trends on the single-sensor MODIS record and used the Landsat product only to test that choice (see GPP product validation below).</w:t>
-      </w:r>
-    </w:p>
-    <w:p>
-      <w:r>
-        <w:rPr/>
-        <w:t xml:space="preserve">MOD17 writes a fill value in place of GPP wherever land cover is classed as urban, barren, or water. MacroSheds does not mask this value before computing the watershed median, so watersheds dominated by these classes carry a constant fill value </w:t>
-      </w:r>
-      <w:del w:id="2108557069" w:author="Claude" w:date="2026-10-22T19:27:42Z">
+        <w:t xml:space="preserve"> we </w:t>
+      </w:r>
+      <w:del w:id="2108557664" w:author="Claude" w:date="2026-10-23T15:11:06Z">
+        <w:r>
+          <w:rPr/>
+          <w:delText xml:space="preserve">used the MODIS MOD17A3HGF annual GPP product (500 m resolution) as distributed by MacroSheds (variable gpp_global_500m_median), which reports the median annual GPP of the MODIS pixels within each watershed boundary for 2001–2023 (Running et al, 2004; Running &amp; Zhao, 2021).</w:delText>
+        </w:r>
+      </w:del>
+      <w:ins w:id="2108557665" w:author="Claude" w:date="2026-10-23T15:11:06Z">
+        <w:r>
+          <w:rPr/>
+          <w:t xml:space="preserve">summed the 8-day MODIS MOD17A2HGF product (Collection 6.1, 500 m; Running et al, 2004; Running &amp; Zhao, 2021) over each water year (October–September) in Google Earth Engine and took the median of the pixels within each watershed boundary for 2001–2023.</w:t>
+        </w:r>
+      </w:ins>
+      <w:r>
+        <w:rPr/>
+        <w:t xml:space="preserve"> MacroSheds also distributes a finer-resolution Landsat-derived GPP product (USGS, 2025; 30 m, 1986–2022), but that record is stitched together across successive Landsat missions, and GPP trends derived from it can reflect handoffs between sensors rather than change on the ground (Roy et al, 2016; Vogelmann et al, 2016). We therefore based all GPP trends on the single-sensor MODIS record and used the Landsat product only to test that choice (see GPP product validation below).</w:t>
+      </w:r>
+    </w:p>
+    <w:p>
+      <w:r>
+        <w:rPr/>
+        <w:t xml:space="preserve">MOD17 writes a fill value in place of GPP wherever land cover is classed as urban, barren, or water.</w:t>
+      </w:r>
+      <w:del w:id="2108557671" w:author="Claude" w:date="2026-10-23T15:11:57Z">
+        <w:r>
+          <w:rPr/>
+          <w:delText xml:space="preserve"> MacroSheds does not mask this value before computing the watershed median, so watersheds dominated by these classes carry a constant fill value </w:delText>
+        </w:r>
         <w:r>
           <w:rPr/>
           <w:delText xml:space="preserve">(</w:delText>
@@ -1623,49 +1658,27 @@
           <w:rPr/>
           <w:delText xml:space="preserve"> after scaling)</w:delText>
         </w:r>
-      </w:del>
-      <w:ins w:id="2108557070" w:author="Claude" w:date="2026-10-22T19:27:42Z">
-        <w:r>
-          <w:rPr/>
-          <w:t xml:space="preserve">(65535 in the stored integer, or 6.5535 kg C m⁻² yr⁻¹ after applying the product’s 0.0001 scale factor)</w:t>
-        </w:r>
-      </w:ins>
-      <w:r>
-        <w:rPr/>
-        <w:t xml:space="preserve"> rather than a GPP estimate. We masked values at or above 6.55 to no-data, which removed </w:t>
-      </w:r>
-      <w:del w:id="2108557165" w:author="Claude" w:date="2026-10-22T19:57:50Z">
+        <w:r>
+          <w:rPr/>
+          <w:delText xml:space="preserve"> rather than a GPP estimate. We masked values at or above 6.55 to no-data, which removed </w:delText>
+        </w:r>
         <w:r>
           <w:rPr/>
           <w:delText xml:space="preserve">8</w:delText>
         </w:r>
-      </w:del>
-      <w:ins w:id="2108557166" w:author="Claude" w:date="2026-10-22T19:57:50Z">
-        <w:r>
-          <w:rPr/>
-          <w:t xml:space="preserve">7</w:t>
-        </w:r>
-      </w:ins>
-      <w:r>
-        <w:rPr/>
-        <w:t xml:space="preserve"> watersheds (in the Baltimore, Plum Island, and Santa Barbara domains) from GPP trend analysis and left </w:t>
-      </w:r>
-      <w:del w:id="2108557167" w:author="Claude" w:date="2026-10-22T19:57:51Z">
+        <w:r>
+          <w:rPr/>
+          <w:delText xml:space="preserve"> watersheds (in the Baltimore, Plum Island, and Santa Barbara domains) from GPP trend analysis and left </w:delText>
+        </w:r>
         <w:r>
           <w:rPr/>
           <w:delText xml:space="preserve">158</w:delText>
         </w:r>
-      </w:del>
-      <w:ins w:id="2108557168" w:author="Claude" w:date="2026-10-22T19:57:51Z">
-        <w:r>
-          <w:rPr/>
-          <w:t xml:space="preserve">135</w:t>
-        </w:r>
-      </w:ins>
-      <w:r>
-        <w:rPr/>
-        <w:t xml:space="preserve"> sites with a usable GPP record.</w:t>
-      </w:r>
+        <w:r>
+          <w:rPr/>
+          <w:delText xml:space="preserve"> sites with a usable GPP record.</w:delText>
+        </w:r>
+      </w:del>
       <w:commentRangeStart w:id="278268551"/>
       <w:commentRangeEnd w:id="278268551"/>
       <w:r>
@@ -1674,6 +1687,11 @@
         </w:rPr>
         <w:commentReference w:id="278268551"/>
       </w:r>
+      <w:ins w:id="2108557666" w:author="Claude" w:date="2026-10-23T15:11:06Z">
+        <w:r>
+          <w:t xml:space="preserve"> We masked these pixels before taking the watershed median, so a watershed has a GPP record wherever it contains vegetated pixels; one site (GFGL, in the Baltimore domain) has none and is excluded from GPP trend analysis, leaving 141 sites with a usable GPP record.</w:t>
+        </w:r>
+      </w:ins>
     </w:p>
     <w:p>
       <w:r>
@@ -1693,25 +1711,21 @@
       </w:del>
       <w:r>
         <w:rPr/>
-        <w:t xml:space="preserve"> are smaller than 1, 4, and 10 pixels, respectively. Landsat’s 30 m pixels are far better matched to catchment size; MODIS trades that spatial fidelity for a consistent single-sensor time series, and for the smallest watersheds its GPP signal reflects the surrounding landscape as much as the catchment itself. Second, MOD17A3HGF reports a calendar-year total. We</w:t>
-      </w:r>
-      <w:del w:id="2108557071" w:author="Claude" w:date="2026-10-22T19:27:42Z">
+        <w:t xml:space="preserve"> are smaller than 1, 4, and 10 pixels, respectively. Landsat’s 30 m pixels are far better matched to catchment size; MODIS trades that spatial fidelity for a consistent single-sensor time series, and for the smallest watersheds its GPP signal reflects the surrounding landscape as much as the catchment itself.</w:t>
+      </w:r>
+      <w:del w:id="2108557672" w:author="Claude" w:date="2026-10-23T15:11:57Z">
+        <w:r>
+          <w:rPr/>
+          <w:delText xml:space="preserve"> Second, MOD17A3HGF reports a calendar-year total. We</w:delText>
+        </w:r>
         <w:r>
           <w:rPr/>
           <w:delText xml:space="preserve"> assigned each value to the water year (October–September) of the same calendar year, an overlap of nine months; this offset has no bearing on trend estimation</w:delText>
         </w:r>
-      </w:del>
-      <w:ins w:id="2108557072" w:author="Claude" w:date="2026-10-22T19:27:42Z">
-        <w:r>
-          <w:rPr/>
-          <w:t xml:space="preserve"> used the annual product as distributed and assigned each value to the water year (October–September) ending in the same calendar year, a nine-month overlap; this offset does not affect the trend estimates</w:t>
-        </w:r>
-      </w:ins>
-      <w:r>
-        <w:rPr/>
-        <w:t xml:space="preserve"> but means annual GPP and streamflow metrics are not aligned to exactly the same twelve months. </w:t>
-      </w:r>
-      <w:del w:id="2108557425" w:author="Claude" w:date="2026-10-22T21:34:08Z">
+        <w:r>
+          <w:rPr/>
+          <w:delText xml:space="preserve"> but means annual GPP and streamflow metrics are not aligned to exactly the same twelve months. </w:delText>
+        </w:r>
         <w:r>
           <w:rPr/>
           <w:delText xml:space="preserve">The MOD17A3HGF collection </w:delText>
@@ -1728,17 +1742,11 @@
           <w:rPr/>
           <w:delText xml:space="preserve">d; the grid GPP described below was extracted from</w:delText>
         </w:r>
-      </w:del>
-      <w:ins w:id="2108557426" w:author="Claude" w:date="2026-10-22T21:34:08Z">
-        <w:r>
-          <w:rPr/>
-          <w:t xml:space="preserve">Both the MacroSheds variable and the grid GPP described below are derived from MOD17A3HGF</w:t>
-        </w:r>
-      </w:ins>
-      <w:r>
-        <w:rPr/>
-        <w:t xml:space="preserve"> Collection 6.1.</w:t>
-      </w:r>
+        <w:r>
+          <w:rPr/>
+          <w:delText xml:space="preserve"> Collection 6.1.</w:delText>
+        </w:r>
+      </w:del>
       <w:commentRangeStart w:id="1359991307"/>
       <w:commentRangeEnd w:id="1359991307"/>
       <w:r>
@@ -1747,6 +1755,11 @@
         </w:rPr>
         <w:commentReference w:id="1359991307"/>
       </w:r>
+      <w:ins w:id="2108557667" w:author="Claude" w:date="2026-10-23T15:11:06Z">
+        <w:r>
+          <w:t xml:space="preserve"> Second, the 8-day composites start on fixed days of the year, so a water-year sum comprises the composites that begin between 1 October and 30 September; the few days of overlap at each end cancel, and GPP is aligned with the water-year streamflow and climate metrics. The grid GPP described below was summed the same way.</w:t>
+        </w:r>
+      </w:ins>
     </w:p>
     <w:p>
       <w:pPr>
@@ -1801,7 +1814,22 @@
       </w:ins>
       <w:r>
         <w:rPr/>
-        <w:t xml:space="preserve"> Then, we limited streamflow records to water years 2001–2023, the period from the first full year of MODIS observations through the last year of the MOD17A3HGF record, and selected each site’s longest contiguous window within that period with no more than 40% missing data. This window is shorter than the streamflow record at many long-running sites, but it ensures that streamflow, climate, and GPP trends are all evaluated over the same years. To be included for trend analysis, site records were checked for completeness by water year for at least 4 streamflow observations per week (including rating derived) across at least 51 weeks out of the year. </w:t>
+        <w:t xml:space="preserve"> Then, we limited streamflow records to water years 2001–2023, the period from the first full year of MODIS observations through the last year of the </w:t>
+      </w:r>
+      <w:ins w:id="2108557743" w:author="Claude" w:date="2026-10-23T15:25:12Z">
+        <w:r>
+          <w:t xml:space="preserve">MODIS record</w:t>
+        </w:r>
+      </w:ins>
+      <w:del w:id="2108557742" w:author="Claude" w:date="2026-10-23T15:25:12Z">
+        <w:r>
+          <w:rPr/>
+          <w:delText xml:space="preserve">MOD17A3HGF record</w:delText>
+        </w:r>
+      </w:del>
+      <w:r>
+        <w:rPr/>
+        <w:t xml:space="preserve">, and selected each site’s longest contiguous window within that period with no more than 40% missing data. This window is shorter than the streamflow record at many long-running sites, but it ensures that streamflow, climate, and GPP trends are all evaluated over the same years. To be included for trend analysis, site records were checked for completeness by water year for at least 4 streamflow observations per week (including rating derived) across at least 51 weeks out of the year. </w:t>
       </w:r>
       <w:del w:id="2108557243" w:author="Claude" w:date="2026-10-22T21:02:13Z">
         <w:r>
@@ -1880,7 +1908,7 @@
     </w:p>
     <w:p>
       <w:r>
-        <w:t xml:space="preserve">Because 23 water years is a short window for trend detection, we also asked how streamflow responds to interannual variation in its drivers without assuming a monotonic change. For every non-experimental headwater site with at least six water years meeting the completeness criteria above within 2001–2023, we converted mean daily streamflow (log-transformed), total precipitation, mean temperature, and annual MODIS GPP to within-site anomalies (z-scores), standardizing the drivers over all 23 years and streamflow over the site’s complete years. We summarized across sites the within-site Spearman correlation between the streamflow anomaly and each driver, including the GPP anomaly after the precipitation signal, and then the precipitation and temperature signals, had been removed from both series by regression. We then fitted linear mixed models to the pooled site-years (‘lme4’; Bates et al, 2015) with fixed effects for the three driver anomalies, random slopes by site, and a random intercept by water year to absorb region-wide wet and dry years, and compared sites with mean PET/P below and above 1. A log–log form of the same model gives precipitation and GPP elasticities of streamflow and, as exp(b) − 1, the proportional change in streamflow per °C. Because annual MODIS GPP is a calendar-year value assigned to the same-numbered water year, the GPP anomaly overlaps the streamflow year by nine months. Sites with at least six complete summers but fewer than six complete water years were analyzed separately on June–August flow.</w:t>
+        <w:t xml:space="preserve">Because 23 water years is a short window for trend detection, we also asked how streamflow responds to interannual variation in its drivers without assuming a monotonic change. For every non-experimental headwater site with at least six water years meeting the completeness criteria above within 2001–2023, we converted mean daily streamflow (log-transformed), total precipitation, mean temperature, and MODIS GPP to within-site anomalies (z-scores), standardizing the drivers over all 23 years and streamflow over the site’s complete years. We summarized across sites the within-site Spearman correlation between the streamflow anomaly and each driver, including the GPP anomaly after the precipitation signal, and then the precipitation and temperature signals, had been removed from both series by regression. We then fitted linear mixed models to the pooled site-years (‘lme4’; Bates et al, 2015) with fixed effects for the three driver anomalies, random slopes by site, and a random intercept by water year to absorb region-wide wet and dry years, and compared sites with mean PET/P below and above 1. A log–log form of the same model gives precipitation and GPP elasticities of streamflow and, as exp(b) − 1, the proportional change in streamflow per °C. Sites with at least six complete summers but fewer than six complete water years were analyzed separately on June–August flow.</w:t>
       </w:r>
     </w:p>
     <w:p>
@@ -1918,13 +1946,33 @@
       </w:del>
       <w:ins w:id="2108557604" w:author="Claude" w:date="2026-10-22T21:36:56Z">
         <w:r>
-          <w:t xml:space="preserve">annual PRISM temperature (mean) and precipitation (total) for calendar years 1981–2024 (PRISM</w:t>
-        </w:r>
-      </w:ins>
-      <w:r>
-        <w:rPr/>
-        <w:t xml:space="preserve"> Group, 2025) and MODIS annual GPP from MOD17A3HGF Collection 6.1 (2001–2023) using Google Earth Engine, taking the mean of valid pixels within each square after masking the fill value and </w:t>
-      </w:r>
+          <w:t xml:space="preserve">annual PRISM temperature (mean) and precipitation (total) for water years 1981–2024 (PRISM</w:t>
+        </w:r>
+      </w:ins>
+      <w:r>
+        <w:rPr/>
+        <w:t xml:space="preserve"> Group, 2025) and </w:t>
+      </w:r>
+      <w:ins w:id="2108557669" w:author="Claude" w:date="2026-10-23T15:11:06Z">
+        <w:r>
+          <w:t xml:space="preserve">water-year MODIS GPP summed from the 8-day MOD17A2HGF composites (Collection 6.1, 2001–2023)</w:t>
+        </w:r>
+      </w:ins>
+      <w:del w:id="2108557668" w:author="Claude" w:date="2026-10-23T15:11:06Z">
+        <w:r>
+          <w:rPr/>
+          <w:delText xml:space="preserve">MODIS annual GPP from MOD17A3HGF Collection 6.1 (2001–2023)</w:delText>
+        </w:r>
+      </w:del>
+      <w:r>
+        <w:rPr/>
+        <w:t xml:space="preserve"> using Google Earth Engine, taking the mean of valid pixels within each square after masking the fill value and </w:t>
+      </w:r>
+      <w:ins w:id="2108557674" w:author="Claude" w:date="2026-10-23T15:11:57Z">
+        <w:r>
+          <w:t xml:space="preserve">applying the product’s 0.0001 scale factor (MOD17 stores GPP as integers; multiplying by 0.0001 gives kg C m⁻² per composite).</w:t>
+        </w:r>
+      </w:ins>
       <w:commentRangeStart w:id="1569590748"/>
       <w:commentRangeEnd w:id="1569590748"/>
       <w:r>
@@ -1933,7 +1981,7 @@
         </w:rPr>
         <w:commentReference w:id="1569590748"/>
       </w:r>
-      <w:del w:id="2108557076" w:author="Claude" w:date="2026-10-22T19:27:42Z">
+      <w:del w:id="2108557673" w:author="Claude" w:date="2026-10-23T15:11:57Z">
         <w:r>
           <w:rPr/>
           <w:delText xml:space="preserve">before applying the s</w:delText>
@@ -1943,12 +1991,6 @@
           <w:delText xml:space="preserve">cale factor.</w:delText>
         </w:r>
       </w:del>
-      <w:ins w:id="2108557077" w:author="Claude" w:date="2026-10-22T19:27:42Z">
-        <w:r>
-          <w:rPr/>
-          <w:t xml:space="preserve">applying the product’s 0.0001 scale factor (MOD17 stores GPP as integers; multiplying by 0.0001 gives kg C m⁻² yr⁻¹).</w:t>
-        </w:r>
-      </w:ins>
       <w:commentRangeStart w:id="1196937058"/>
       <w:commentRangeEnd w:id="1196937058"/>
       <w:r>
@@ -2107,7 +2149,7 @@
       <w:ins w:id="2108557079" w:author="Claude" w:date="2026-10-22T19:27:42Z">
         <w:r>
           <w:rPr/>
-          <w:t xml:space="preserve">From the daily PRISM series we computed, for each MS site and water year (October–September), mean daily temperature and mean daily precipitation; these annual series are the basis of all temperature and precipitation trends reported here. For grid sites we used one PRISM value per year: annual mean temperature and annual total precipitation.</w:t>
+          <w:t xml:space="preserve">From the daily PRISM series we computed, for each MS site and water year (October–September), mean daily temperature and mean daily precipitation; these annual series are the basis of all temperature and precipitation trends reported here. For grid sites we used one PRISM value per water year: mean temperature and total precipitation.</w:t>
         </w:r>
       </w:ins>
       <w:r>
@@ -2317,14 +2359,49 @@
       </w:r>
       <w:r>
         <w:rPr/>
-        <w:t xml:space="preserve"> (n = 113 sites, r = 0.52, slope 0.75), as are Landsat GPP and MODIS enhanced vegetation index (EVI) trends (n = 120, r = 0.58, slope 0.70). Second, we separated the effect of the window from the effect of the sensor by recomputing trend flags for each product on each window (figure s3). </w:t>
+        <w:t xml:space="preserve"> (n = </w:t>
+      </w:r>
+      <w:ins w:id="2108557707" w:author="Claude" w:date="2026-10-23T15:16:44Z">
+        <w:r>
+          <w:t xml:space="preserve">139 sites, r = 0.63, slope 0.74</w:t>
+        </w:r>
+      </w:ins>
+      <w:del w:id="2108557706" w:author="Claude" w:date="2026-10-23T15:16:44Z">
+        <w:r>
+          <w:rPr/>
+          <w:delText xml:space="preserve">113 sites, r = 0.52, slope 0.75</w:delText>
+        </w:r>
+      </w:del>
+      <w:r>
+        <w:rPr/>
+        <w:t xml:space="preserve">), as are Landsat GPP and MODIS enhanced vegetation index (EVI) trends (n = </w:t>
+      </w:r>
+      <w:ins w:id="2108557731" w:author="Claude" w:date="2026-10-23T15:17:20Z">
+        <w:r>
+          <w:t xml:space="preserve">140, r = 0.55, slope 0.65</w:t>
+        </w:r>
+      </w:ins>
+      <w:del w:id="2108557708" w:author="Claude" w:date="2026-10-23T15:16:44Z">
+        <w:r>
+          <w:rPr/>
+          <w:delText xml:space="preserve">120, r = 0.58, slope 0.70</w:delText>
+        </w:r>
+      </w:del>
+      <w:r>
+        <w:rPr/>
+        <w:t xml:space="preserve">). Second, we separated the effect of the window from the effect of the sensor by recomputing trend flags for each product on each window (figure s3). </w:t>
       </w:r>
       <w:commentRangeStart w:id="2108557058"/>
       <w:r>
         <w:rPr/>
         <w:t xml:space="preserve">Across MS sites with a usable record in each product, </w:t>
       </w:r>
-      <w:del w:id="2108557213" w:author="Claude" w:date="2026-10-22T19:57:52Z">
+      <w:ins w:id="2108557711" w:author="Claude" w:date="2026-10-23T15:16:45Z">
+        <w:r>
+          <w:t xml:space="preserve">shortening the Landsat window alone moved 31% of Landsat-greening sites to non-significant, whereas switching sensor on the same window moved 81% (Table S1, figure s3). The widespread greening in the Landsat record was therefore mostly a sensor effect rather than a window effect, and we use the MODIS record for all GPP trends reported here.</w:t>
+        </w:r>
+      </w:ins>
+      <w:del w:id="2108557710" w:author="Claude" w:date="2026-10-23T15:16:44Z">
         <w:r>
           <w:rPr/>
           <w:delText xml:space="preserve">Landsat GPP over 1986–2022 flagged 113 sites as increasing, 40 as non-significant, and 10 as decreasing; restricting Landsat to 2001–2021 changed these counts to 85, 57, and 21</w:delText>
@@ -2344,17 +2421,11 @@
           <w:rPr/>
           <w:delText xml:space="preserve">, 112 non-significant, and 17 decreasing. Of the 115 sites flagged as significant by either sensor on the common window, only 26 were significant in both (25 with the same sign).</w:delText>
         </w:r>
-      </w:del>
-      <w:ins w:id="2108557214" w:author="Claude" w:date="2026-10-22T19:57:52Z">
-        <w:r>
-          <w:rPr/>
-          <w:t xml:space="preserve">shortening the Landsat window alone moved 31% of Landsat-greening sites to non-significant, whereas switching sensor on the same window moved 74% (Table S1, figure s3).</w:t>
-        </w:r>
-      </w:ins>
-      <w:r>
-        <w:rPr/>
-        <w:t xml:space="preserve"> The widespread greening in the Landsat record was therefore mostly a sensor effect rather than a window effect, and we use the MODIS record for all GPP trends reported here.</w:t>
-      </w:r>
+        <w:r>
+          <w:rPr/>
+          <w:delText xml:space="preserve"> The widespread greening in the Landsat record was therefore mostly a sensor effect rather than a window effect, and we use the MODIS record for all GPP trends reported here.</w:delText>
+        </w:r>
+      </w:del>
       <w:commentRangeEnd w:id="2108557058"/>
       <w:r>
         <w:rPr>
@@ -2682,7 +2753,12 @@
         <w:rPr/>
         <w:t xml:space="preserve"> in any driver. Of all </w:t>
       </w:r>
-      <w:del w:id="2108557187" w:author="Claude" w:date="2026-10-22T19:57:51Z">
+      <w:ins w:id="2108557678" w:author="Claude" w:date="2026-10-23T15:14:57Z">
+        <w:r>
+          <w:t xml:space="preserve">142 MS sites, 47.9% fall in the increasing (+) group; 40.8% show no change; 9.9% are variable (mixed signals), and 1.4%</w:t>
+        </w:r>
+      </w:ins>
+      <w:del w:id="2108557677" w:author="Claude" w:date="2026-10-23T15:14:57Z">
         <w:r>
           <w:rPr/>
           <w:delText xml:space="preserve">166 MS sites, 46.4% fall in the increasing (+) group</w:delText>
@@ -2702,15 +2778,24 @@
           <w:delText xml:space="preserve"> 8.4% are variable (mixed signals), and 2.4%</w:delText>
         </w:r>
       </w:del>
-      <w:ins w:id="2108557188" w:author="Claude" w:date="2026-10-22T19:57:51Z">
-        <w:r>
-          <w:rPr/>
-          <w:t xml:space="preserve">142 MS sites, 47.2% fall in the increasing (+) group; 42.3% show no change; 9.9% are variable (mixed signals), and 0.7%</w:t>
-        </w:r>
-      </w:ins>
-      <w:r>
-        <w:rPr/>
-        <w:t xml:space="preserve"> are decreasing (-); the grid distribution is similar, at 40.3% increasing, 52.4% no change, 4.1% variable, and 3.3% decreasing across the </w:t>
+      <w:r>
+        <w:rPr/>
+        <w:t xml:space="preserve"> are decreasing (-); the grid distribution is similar, at </w:t>
+      </w:r>
+      <w:ins w:id="2108557680" w:author="Claude" w:date="2026-10-23T15:14:57Z">
+        <w:r>
+          <w:t xml:space="preserve">41.1% increasing, 51.5% no change, 4.2% variable, and 3.2% decreasing</w:t>
+        </w:r>
+      </w:ins>
+      <w:del w:id="2108557679" w:author="Claude" w:date="2026-10-23T15:14:57Z">
+        <w:r>
+          <w:rPr/>
+          <w:delText xml:space="preserve">40.3% increasing, 52.4% no change, 4.1% variable, and 3.3% decreasing</w:delText>
+        </w:r>
+      </w:del>
+      <w:r>
+        <w:rPr/>
+        <w:t xml:space="preserve"> across the </w:t>
       </w:r>
       <w:del w:id="2108557225" w:author="Claude" w:date="2026-10-22T19:58:19Z">
         <w:r>
@@ -2787,8 +2872,13 @@
         <w:rPr/>
         <w:t xml:space="preserve">Figure 1. Trends in </w:t>
       </w:r>
+      <w:ins w:id="2108557682" w:author="Claude" w:date="2026-10-23T15:14:57Z">
+        <w:r>
+          <w:t xml:space="preserve">mean annual temperature (top left), annual precipitation (PPT, bottom left) and</w:t>
+        </w:r>
+      </w:ins>
       <w:commentRangeStart w:id="601305499"/>
-      <w:del w:id="2108557088" w:author="Claude" w:date="2026-10-22T19:27:43Z">
+      <w:del w:id="2108557681" w:author="Claude" w:date="2026-10-23T15:14:57Z">
         <w:r>
           <w:rPr/>
           <w:delText xml:space="preserve">temperature</w:delText>
@@ -2806,12 +2896,6 @@
           <w:delText xml:space="preserve">n (PPT, bottom left) and</w:delText>
         </w:r>
       </w:del>
-      <w:ins w:id="2108557089" w:author="Claude" w:date="2026-10-22T19:27:43Z">
-        <w:r>
-          <w:rPr/>
-          <w:t xml:space="preserve">mean annual temperature (top left), annual precipitation (PPT, bottom left) and annual</w:t>
-        </w:r>
-      </w:ins>
       <w:r>
         <w:rPr/>
         <w:t xml:space="preserve"> gross primary productivity (GPP, top right) from 2001 to 2023 for 5,212 equally spaced points throughout CONUS. MacroSheds (MS) sites are in black. The density plot (bottom right) shows the relative distribution of expected net </w:t>
@@ -2851,35 +2935,55 @@
         <w:rPr/>
         <w:t xml:space="preserve"> grid cells with complete trends over the same time period. Note that the </w:t>
       </w:r>
-      <w:del w:id="2108557189" w:author="Claude" w:date="2026-10-22T19:57:52Z">
+      <w:ins w:id="2108557684" w:author="Claude" w:date="2026-10-23T15:14:57Z">
+        <w:r>
+          <w:t xml:space="preserve">MS sites have a distribution similar to the grid, although only two MS sites fall in the rare decreasing-NWD class.</w:t>
+        </w:r>
+      </w:ins>
+      <w:del w:id="2108557683" w:author="Claude" w:date="2026-10-23T15:14:57Z">
         <w:r>
           <w:rPr/>
           <w:delText xml:space="preserve">studies within MS have a distribution similar to the grid, including the rare areas of decreasing NWD.</w:delText>
         </w:r>
       </w:del>
-      <w:ins w:id="2108557190" w:author="Claude" w:date="2026-10-22T19:57:52Z">
-        <w:r>
-          <w:t xml:space="preserve">MS sites have a distribution similar to the grid, although only one MS site falls in the rare decreasing-NWD class.</w:t>
-        </w:r>
-      </w:ins>
-    </w:p>
-    <w:p>
-      <w:r>
-        <w:rPr/>
-        <w:t xml:space="preserve">Decreasing NWD is rare in both sets. The 159 decreasing grid cells (3.3%) are spread across the Mountain (51), West (50), Midwest/Great Lakes (36), Plains (12), South/Southeast (7), and Northeast (3) regions rather than concentrated in any one of them, and most are classified as decreasing because of wetting without warming </w:t>
-      </w:r>
-      <w:del w:id="2108557191" w:author="Claude" w:date="2026-10-22T19:57:52Z">
-        <w:r>
-          <w:rPr/>
-          <w:delText xml:space="preserve">(98</w:delText>
-        </w:r>
-      </w:del>
-      <w:ins w:id="2108557192" w:author="Claude" w:date="2026-10-22T19:57:52Z">
-        <w:r>
-          <w:rPr/>
-          <w:t xml:space="preserve">(102</w:t>
-        </w:r>
-      </w:ins>
+    </w:p>
+    <w:p>
+      <w:r>
+        <w:rPr/>
+        <w:t xml:space="preserve">Decreasing NWD is rare in both sets. The </w:t>
+      </w:r>
+      <w:ins w:id="2108557686" w:author="Claude" w:date="2026-10-23T15:15:37Z">
+        <w:r>
+          <w:t xml:space="preserve">157 decreasing grid cells (3.2%) are spread across the Mountain (51), West (51), Midwest/Great Lakes (37), Plains (9), South/Southeast (6), and Northeast (3)</w:t>
+        </w:r>
+      </w:ins>
+      <w:del w:id="2108557685" w:author="Claude" w:date="2026-10-23T15:15:37Z">
+        <w:r>
+          <w:rPr/>
+          <w:delText xml:space="preserve">159 decreasing grid cells (3.3%) are spread across the Mountain (51), West (50), Midwest/Great Lakes (36), Plains (12), South/Southeast (7), and Northeast (3)</w:delText>
+        </w:r>
+      </w:del>
+      <w:r>
+        <w:rPr/>
+        <w:t xml:space="preserve"> regions rather than concentrated in any one of them, and most are classified as decreasing because of wetting without warming </w:t>
+      </w:r>
+      <w:ins w:id="2108557730" w:author="Claude" w:date="2026-10-23T15:17:20Z">
+        <w:r>
+          <w:t xml:space="preserve">(93</w:t>
+        </w:r>
+      </w:ins>
+      <w:del w:id="2108557729" w:author="Claude" w:date="2026-10-23T15:17:20Z">
+        <w:r>
+          <w:rPr/>
+          <w:delText xml:space="preserve">(</w:delText>
+        </w:r>
+      </w:del>
+      <w:del w:id="2108557687" w:author="Claude" w:date="2026-10-23T15:15:37Z">
+        <w:r>
+          <w:rPr/>
+          <w:delText xml:space="preserve">98</w:delText>
+        </w:r>
+      </w:del>
       <w:r>
         <w:rPr/>
         <w:t xml:space="preserve"> cells) or </w:t>
@@ -2903,20 +3007,23 @@
       </w:r>
       <w:r>
         <w:rPr/>
-        <w:t xml:space="preserve"> alone (52 </w:t>
-      </w:r>
-      <w:del w:id="2108557193" w:author="Claude" w:date="2026-10-22T19:57:52Z">
+        <w:t xml:space="preserve"> alone (</w:t>
+      </w:r>
+      <w:ins w:id="2108557690" w:author="Claude" w:date="2026-10-23T15:15:37Z">
+        <w:r>
+          <w:t xml:space="preserve">58 cells); the remaining 6 are cooling without a precipitation or GPP trend. MS captures this group with two sites (SM01 and SM04 at Santa Barbara), both classified as decreasing because of browning alone;</w:t>
+        </w:r>
+      </w:ins>
+      <w:del w:id="2108557689" w:author="Claude" w:date="2026-10-23T15:15:37Z">
+        <w:r>
+          <w:rPr/>
+          <w:delText xml:space="preserve">52 </w:delText>
+        </w:r>
         <w:r>
           <w:rPr/>
           <w:delText xml:space="preserve">cells). MS captures this group with four sites (CP00 and RN01 at Santa Barbara, LowerJaramillo at Catalina-Jemez, and TECR from the National Ecological Observatory Network, NEON), all of which are classified as decreasing solely because of browning;</w:delText>
         </w:r>
       </w:del>
-      <w:ins w:id="2108557194" w:author="Claude" w:date="2026-10-22T19:57:52Z">
-        <w:r>
-          <w:rPr/>
-          <w:t xml:space="preserve">cells); the remaining 5 are cooling without a precipitation or GPP trend. MS captures this group with one site (TECR, from the National Ecological Observatory Network, NEON), classified as decreasing because of browning alone;</w:t>
-        </w:r>
-      </w:ins>
       <w:r>
         <w:rPr/>
         <w:t xml:space="preserve"> the wetting-driven decreases seen on the grid are not represented in MS.</w:t>
@@ -2963,20 +3070,24 @@
         <w:rPr/>
         <w:t xml:space="preserve"> MS sites across the full 2001–2023 analysis period (median record length 23 years), and GPP trends for </w:t>
       </w:r>
-      <w:ins w:id="2108557259" w:author="Claude" w:date="2026-10-22T21:04:01Z">
-        <w:r>
-          <w:t xml:space="preserve">135 of them; the remaining seven</w:t>
-        </w:r>
-      </w:ins>
-      <w:del w:id="2108557247" w:author="Claude" w:date="2026-10-22T21:02:13Z">
+      <w:ins w:id="2108557676" w:author="Claude" w:date="2026-10-23T15:14:57Z">
+        <w:r>
+          <w:t xml:space="preserve">141 of them; the remaining site (GFGL) has no vegetated MODIS pixel</w:t>
+        </w:r>
+      </w:ins>
+      <w:del w:id="2108557675" w:author="Claude" w:date="2026-10-23T15:14:57Z">
         <w:r>
           <w:rPr/>
           <w:delText xml:space="preserve">158 of them; the remaining eight</w:delText>
         </w:r>
-      </w:del>
-      <w:r>
-        <w:rPr/>
-        <w:t xml:space="preserve"> sites fall in urban land cover that the MODIS product reports as fill values. Streamflow records, however, vary widely in length and completeness. Matching climate and vegetation records with </w:t>
+        <w:r>
+          <w:rPr/>
+          <w:delText xml:space="preserve"> sites fall in urban land cover that the MODIS product reports as fill values</w:delText>
+        </w:r>
+      </w:del>
+      <w:r>
+        <w:rPr/>
+        <w:t xml:space="preserve">. Streamflow records, however, vary widely in length and completeness. Matching climate and vegetation records with </w:t>
       </w:r>
       <w:del w:id="2108557095" w:author="Claude" w:date="2026-10-22T19:27:43Z">
         <w:r>
@@ -3292,18 +3403,17 @@
         <w:rPr/>
         <w:t xml:space="preserve"> increased </w:t>
       </w:r>
-      <w:del w:id="2108557294" w:author="Claude" w:date="2026-10-22T21:04:56Z">
+      <w:ins w:id="2108557692" w:author="Claude" w:date="2026-10-23T15:15:37Z">
+        <w:r>
+          <w:t xml:space="preserve">(18 greening, 0 browning, 31</w:t>
+        </w:r>
+      </w:ins>
+      <w:del w:id="2108557691" w:author="Claude" w:date="2026-10-23T15:15:37Z">
         <w:r>
           <w:rPr/>
           <w:delText xml:space="preserve">(22 greening, 0 browning, 37</w:delText>
         </w:r>
       </w:del>
-      <w:ins w:id="2108557295" w:author="Claude" w:date="2026-10-22T21:04:56Z">
-        <w:r>
-          <w:rPr/>
-          <w:t xml:space="preserve">(17 greening, 0 browning, 29</w:t>
-        </w:r>
-      </w:ins>
       <w:r>
         <w:rPr/>
         <w:t xml:space="preserve"> non-significant). Hotter-drier sites, where we expected to see decreasing streamflow, showed little streamflow response </w:t>
@@ -3324,34 +3434,32 @@
         <w:rPr/>
         <w:t xml:space="preserve"> without a usable record) and diverging GPP responses (3 greening, </w:t>
       </w:r>
-      <w:del w:id="2108557298" w:author="Claude" w:date="2026-10-22T21:04:57Z">
+      <w:ins w:id="2108557694" w:author="Claude" w:date="2026-10-23T15:15:37Z">
+        <w:r>
+          <w:t xml:space="preserve">14 browning, 34</w:t>
+        </w:r>
+      </w:ins>
+      <w:del w:id="2108557693" w:author="Claude" w:date="2026-10-23T15:15:37Z">
         <w:r>
           <w:rPr/>
           <w:delText xml:space="preserve">16 browning, 38</w:delText>
         </w:r>
       </w:del>
-      <w:ins w:id="2108557299" w:author="Claude" w:date="2026-10-22T21:04:57Z">
-        <w:r>
-          <w:rPr/>
-          <w:t xml:space="preserve">13 browning, 32</w:t>
-        </w:r>
-      </w:ins>
       <w:r>
         <w:rPr/>
         <w:t xml:space="preserve"> non-significant) (figure 3). Across all </w:t>
       </w:r>
-      <w:del w:id="2108557300" w:author="Claude" w:date="2026-10-22T21:04:57Z">
+      <w:ins w:id="2108557696" w:author="Claude" w:date="2026-10-23T15:15:37Z">
+        <w:r>
+          <w:t xml:space="preserve">141 sites with a usable MODIS record, GPP trends were mostly non-significant (25 greening, 15 browning, 101</w:t>
+        </w:r>
+      </w:ins>
+      <w:del w:id="2108557695" w:author="Claude" w:date="2026-10-23T15:15:37Z">
         <w:r>
           <w:rPr/>
           <w:delText xml:space="preserve">158 sites with a usable MODIS record, GPP trends were mostly non-significant (29 greening, 17 browning, 112</w:delText>
         </w:r>
       </w:del>
-      <w:ins w:id="2108557301" w:author="Claude" w:date="2026-10-22T21:04:57Z">
-        <w:r>
-          <w:rPr/>
-          <w:t xml:space="preserve">135 sites with a usable MODIS record, GPP trends were mostly non-significant (24 greening, 14 browning, 97</w:t>
-        </w:r>
-      </w:ins>
       <w:r>
         <w:rPr/>
         <w:t xml:space="preserve"> non-significant).</w:t>
@@ -3550,12 +3658,12 @@
     </w:p>
     <w:p>
       <w:r>
-        <w:t xml:space="preserve">Streamflow anomalies at the 44 non-experimental headwater sites with six or more complete water years (740 site-years; 35 humid, 9 arid) tracked precipitation almost one for one. The within-site Spearman correlation between the streamflow and precipitation anomalies had a median of 0.79 (interquartile range 0.66–0.88), was positive at every site, and was significant at 86% of them (figure 5a). Temperature had a weaker, opposite effect that depended on aridity: the median correlation was −0.11 at humid sites but −0.73 at arid sites, where it was negative at all nine sites and significant at seven. GPP anomalies alone showed no consistent relation to streamflow (median ρ = −0.08; 54% of sites negative; Wilcoxon p = 0.47; figure 5b). Removing the precipitation signal from both series left a weak negative association (median ρ = −0.12; 66% of sites negative; p = 0.005) that was strongest at the arid sites (median −0.35), but most of it was carried by temperature: with both precipitation and temperature removed the median fell to −0.08 (56% of sites negative; p = 0.02) and was similar at arid (−0.14) and humid sites (−0.06) (figure 5c). As expected with 6–23 years per site, no single-site correlation with GPP was significant after adjustment.</w:t>
-      </w:r>
-    </w:p>
-    <w:p>
-      <w:r>
-        <w:t xml:space="preserve">The pooled mixed model gave the same ordering (676 site-years at the 41 sites with usable GPP; figure 5d). A one-standard-deviation wetter year raised the streamflow anomaly by 0.71 SD (95% CI 0.66–0.77), a warmer year lowered it by 0.10 SD (0.04–0.15), and a greener year lowered it by 0.04 SD (CI −0.09 to 0.01; likelihood-ratio test for adding GPP, p = 0.37). The fixed effects explained 56% of the variance in the streamflow anomaly. Adding the previous year’s precipitation added a carry-over effect of 0.20 SD (0.15–0.25) and made the GPP coefficient marginally negative (−0.05, CI −0.10 to −0.003). The temperature effect was 0.26 SD per SD stronger at arid than at humid sites (interaction p = 0.006), whereas the GPP effect did not differ between classes (p = 0.54). In proportional terms the precipitation elasticity of streamflow was 1.4 (1.2–1.7) overall, 1.3 at humid and 1.7 at arid sites; streamflow fell by 6% per °C (1–11%) overall, by 3% per °C (0.3–5%) at humid sites and by 34% per °C at the nine arid sites, with a confidence interval reaching zero (0–56%); and the GPP elasticity was −0.19 (−0.51 to 0.14). Other streamflow metrics behaved alike: high flows (95th percentile) followed precipitation as closely as mean flow (median ρ = 0.72), low flows (5th percentile) less so (0.36), and the date by which half of the annual flow had passed came earlier in warmer years at every site (median ρ = −0.21), with no consistent GPP relation for any metric (Table S3). At the 13 sites with at least six complete summers but fewer than six complete water years, June–August flow was more weakly tied to water-year precipitation (median ρ = 0.39) and again showed no consistent GPP relation.</w:t>
+        <w:t xml:space="preserve">Streamflow anomalies at the 44 non-experimental headwater sites with six or more complete water years (740 site-years; 35 humid, 9 arid) tracked precipitation almost one for one. The within-site Spearman correlation between the streamflow and precipitation anomalies had a median of 0.79 (interquartile range 0.66–0.88), was positive at every site, and was significant at 86% of them (figure 5a, b). Temperature had a weaker, opposite effect that depended on aridity: the median correlation was −0.11 at humid sites but −0.73 at arid sites, where it was negative at all nine sites and significant at seven. GPP anomalies alone showed no consistent relation to streamflow (median ρ = −0.06; 60% of sites negative; Wilcoxon p = 0.33; figure 5a). Removing the precipitation signal from both series left a weak negative association (median ρ = −0.09; 74% of sites negative; p = 0.001) that was strongest at the arid sites (median −0.27), and removing temperature as well weakened it further (median ρ = −0.07; 61% of sites negative; p = 0.03): −0.03 at humid sites (p = 0.34) and −0.21 at the nine arid sites, where it was significant at one site (figure 5c). The pooled fits make the contrast plain: precipitation alone explains 59% (humid) and 61% (arid) of the variance in the streamflow anomaly (figure 5b), whereas GPP, once precipitation and temperature are removed, explains less than 1% of the variance that remains (figure 5c).</w:t>
+      </w:r>
+    </w:p>
+    <w:p>
+      <w:r>
+        <w:t xml:space="preserve">The pooled mixed model gave the same ordering (722 site-years at the 43 sites with usable GPP; figure 5d). A one-standard-deviation wetter year raised the streamflow anomaly by 0.72 SD (95% CI 0.66–0.77), a warmer year lowered it by 0.10 SD (0.04–0.15), and a greener year lowered it by 0.04 SD (CI −0.09 to 0.01; likelihood-ratio test for adding GPP, p = 0.28). The fixed effects explained 57% of the variance in the streamflow anomaly. Adding the previous year’s precipitation added a carry-over effect of 0.20 SD (0.15–0.25) and made the GPP coefficient marginally negative (−0.05, CI −0.10 to −0.01). The temperature effect was 0.27 SD per SD stronger at arid than at humid sites (interaction p = 0.004), whereas the GPP effect did not differ between classes (p = 0.87). In proportional terms the precipitation elasticity of streamflow was 1.4 (1.2–1.7) overall, 1.3 at humid and 1.6 at arid sites; streamflow fell by 6% per °C (1–11%) overall, by 3% per °C (0.2–5%) at humid sites and by 36% per °C (4–57%) at the nine arid sites; and the GPP elasticity was −0.20 (−0.51 to 0.10) overall and −0.26 (−0.49 to −0.03) at humid sites, so a year 10% greener than normal carried at most a few percent less flow. Other streamflow metrics behaved alike: high flows (95th percentile) followed precipitation as closely as mean flow (median ρ = 0.72), low flows (5th percentile) less so (0.36), the date by which half of the annual flow had passed came earlier in warmer years at every site (median ρ = −0.21), and GPP, after adjustment for precipitation and temperature, had a median |ρ| of 0.11 or less for every metric (Table S3). At the 13 sites with at least six complete summers but fewer than six complete water years, June–August flow was more weakly tied to water-year precipitation (median ρ = 0.39) and again showed no consistent GPP relation (median ρ = −0.20; p = 0.24).</w:t>
       </w:r>
     </w:p>
     <w:p>
@@ -3578,7 +3686,7 @@
     </w:p>
     <w:p>
       <w:r>
-        <w:t xml:space="preserve">Figure 5. Interannual response of headwater streamflow to its drivers at non-experimental sites with at least six complete water years in 2001–2023, colored by mean aridity (PET/P &lt; 1 humid, ≥ 1 arid). (a) Within-site Spearman correlation between the water-year streamflow anomaly and the anomalies of precipitation (P), temperature (T) and MODIS GPP, and between streamflow and GPP after the precipitation signal, or the precipitation and temperature signals, had been regressed out of both; one point per site (n = 44; 41 with usable GPP). (b) Pooled site-year anomalies (z-scores within site) of streamflow against GPP with ordinary least-squares fits by aridity class. (c) The same after removing the within-site precipitation and temperature signals from both. (d) Fixed effects (± 95% CI) from linear mixed models of the streamflow anomaly on the three driver anomalies with random slopes by site and a random intercept by water year, fitted to all 41 sites and to each aridity class.</w:t>
+        <w:t xml:space="preserve">Figure 5. Interannual response of headwater streamflow to its drivers at non-experimental sites with at least six complete water years in 2001–2023, colored by mean aridity (PET/P &lt; 1 humid, ≥ 1 arid). (a) Within-site Spearman correlation between the water-year streamflow anomaly and the anomalies of precipitation (P), temperature (T) and MODIS GPP, and between streamflow and GPP after the precipitation signal, or the precipitation and temperature signals, had been regressed out of both; one point per site (n = 44; 43 with usable GPP). (b) Pooled site-year anomalies (z-scores within site) of streamflow against precipitation (n = 740) with ordinary least-squares fits by aridity class and their R². (c) Streamflow against GPP after the within-site precipitation and temperature signals have been removed from both (n = 710 site-years), with the same fits. (d) Fixed effects (± 95% CI) from linear mixed models of the streamflow anomaly on the three driver anomalies with random slopes by site and a random intercept by water year, fitted to all 43 sites and to each aridity class.</w:t>
       </w:r>
     </w:p>
     <w:p>
@@ -3668,7 +3776,7 @@
       </w:ins>
       <w:ins w:id="2108557606" w:author="Claude" w:date="2026-10-22T23:16:55Z">
         <w:r>
-          <w:t xml:space="preserve"> Year to year, the full site pool shows why: streamflow anomalies follow precipitation almost one for one (elasticity 1.4), respond to temperature mainly where PET/P exceeds 1, and show no detectable response to GPP once precipitation and temperature are accounted for (figure 5).</w:t>
+          <w:t xml:space="preserve"> Year to year, the full site pool shows why: streamflow anomalies follow precipitation almost one for one (elasticity 1.4), respond to temperature mainly where PET/P exceeds 1, and respond to GPP by at most a few percent once precipitation and temperature are accounted for (figure 5).</w:t>
         </w:r>
       </w:ins>
     </w:p>
@@ -3702,16 +3810,16 @@
       <w:r>
         <w:t xml:space="preserve"> and productivity trends are uncommon and split in sign </w:t>
       </w:r>
-      <w:del w:id="2108557229" w:author="Claude" w:date="2026-10-22T19:58:19Z">
+      <w:ins w:id="2108557698" w:author="Claude" w:date="2026-10-23T15:15:38Z">
+        <w:r>
+          <w:t xml:space="preserve">(25 greening, 15 browning of 141)</w:t>
+        </w:r>
+      </w:ins>
+      <w:del w:id="2108557697" w:author="Claude" w:date="2026-10-23T15:15:37Z">
         <w:r>
           <w:delText xml:space="preserve">(29 greening, 17 browning of 158)</w:delText>
         </w:r>
       </w:del>
-      <w:ins w:id="2108557230" w:author="Claude" w:date="2026-10-22T19:58:19Z">
-        <w:r>
-          <w:t xml:space="preserve">(24 greening, 14 browning of 135)</w:t>
-        </w:r>
-      </w:ins>
       <w:r>
         <w:t xml:space="preserve">; streamflow is not shifting with them.</w:t>
       </w:r>
@@ -3745,18 +3853,31 @@
       <w:r>
         <w:t xml:space="preserve">Existing efforts do well at capturing the distribution of climate change signals (figure 1), including the rare class of decreasing NWD: MS sites fall </w:t>
       </w:r>
-      <w:ins w:id="2108557311" w:author="Claude" w:date="2026-10-22T21:04:58Z">
-        <w:r>
-          <w:t xml:space="preserve">47% increasing NWD, 42% no change, 10% variable, and 1% decreasing</w:t>
-        </w:r>
-      </w:ins>
-      <w:del w:id="2108557310" w:author="Claude" w:date="2026-10-22T21:04:57Z">
+      <w:ins w:id="2108557702" w:author="Claude" w:date="2026-10-23T15:15:38Z">
+        <w:r>
+          <w:t xml:space="preserve">48% increasing NWD, 41% no change, 10% variable, and 1% decreasing</w:t>
+        </w:r>
+      </w:ins>
+      <w:del w:id="2108557701" w:author="Claude" w:date="2026-10-23T15:15:38Z">
         <w:r>
           <w:delText xml:space="preserve">46% increasing NWD, 43% no change, 8% variable, and 2% decreasing</w:delText>
         </w:r>
       </w:del>
       <w:r>
-        <w:t xml:space="preserve">, against 40%, 52%, 4%, and 3% for the grid. The gap is in streamflow rather than climate coverage. </w:t>
+        <w:t xml:space="preserve">, against </w:t>
+      </w:r>
+      <w:ins w:id="2108557704" w:author="Claude" w:date="2026-10-23T15:15:38Z">
+        <w:r>
+          <w:t xml:space="preserve">41%</w:t>
+        </w:r>
+      </w:ins>
+      <w:del w:id="2108557703" w:author="Claude" w:date="2026-10-23T15:15:38Z">
+        <w:r>
+          <w:delText xml:space="preserve">40%</w:delText>
+        </w:r>
+      </w:del>
+      <w:r>
+        <w:t xml:space="preserve">, 52%, 4%, and 3% for the grid. The gap is in streamflow rather than climate coverage. </w:t>
       </w:r>
       <w:del w:id="2108557097" w:author="Claude" w:date="2026-10-22T19:27:43Z">
         <w:r>
@@ -3851,16 +3972,16 @@
       <w:r>
         <w:t xml:space="preserve"> sites) and productivity trends were uncommon and mixed in sign </w:t>
       </w:r>
-      <w:del w:id="2108557308" w:author="Claude" w:date="2026-10-22T21:04:57Z">
+      <w:ins w:id="2108557700" w:author="Claude" w:date="2026-10-23T15:15:38Z">
+        <w:r>
+          <w:t xml:space="preserve">(25 greening, 15 browning of 141)</w:t>
+        </w:r>
+      </w:ins>
+      <w:del w:id="2108557699" w:author="Claude" w:date="2026-10-23T15:15:38Z">
         <w:r>
           <w:delText xml:space="preserve">(29 greening, 17 browning of 158)</w:delText>
         </w:r>
       </w:del>
-      <w:ins w:id="2108557309" w:author="Claude" w:date="2026-10-22T21:04:57Z">
-        <w:r>
-          <w:t xml:space="preserve">(24 greening, 14 browning of 135)</w:t>
-        </w:r>
-      </w:ins>
       <w:r>
         <w:t xml:space="preserve">. Part of the stability, then, is that the water input itself has not shifted detectably in two decades; warming alone did not translate into hydrologic change. This apparent insensitivity reflects both stabilizing in-watershed processes and data limitations that constrain our ability to detect subtle responses.</w:t>
       </w:r>
@@ -3996,7 +4117,20 @@
     </w:p>
     <w:p>
       <w:r>
-        <w:t xml:space="preserve">Remote-sensing limitations add a further caveat on the vegetation side. MOD17A3HGF is an annual product at 500 m, so a single pixel covers 0.25 km², while the median MS watershed is </w:t>
+        <w:t xml:space="preserve">Remote-sensing limitations add a further caveat on the vegetation side. </w:t>
+      </w:r>
+      <w:ins w:id="2108557719" w:author="Claude" w:date="2026-10-23T15:16:45Z">
+        <w:r>
+          <w:t xml:space="preserve">MODIS GPP has a 500 m pixel, so a single pixel covers 0.25 km²</w:t>
+        </w:r>
+      </w:ins>
+      <w:del w:id="2108557718" w:author="Claude" w:date="2026-10-23T15:16:45Z">
+        <w:r>
+          <w:delText xml:space="preserve">MOD17A3HGF is an annual product at 500 m, so a single pixel covers 0.25 km²</w:delText>
+        </w:r>
+      </w:del>
+      <w:r>
+        <w:t xml:space="preserve">, while the median MS watershed is </w:t>
       </w:r>
       <w:ins w:id="2108557232" w:author="Claude" w:date="2026-10-22T19:59:41Z">
         <w:r>
@@ -4011,31 +4145,32 @@
       <w:r>
         <w:t xml:space="preserve"> sites are smaller than one pixel, 60 are smaller than four, and 79 are smaller than ten. For those sites the watershed-median GPP is effectively one or a few mixed pixels that include land outside the catchment. </w:t>
       </w:r>
-      <w:ins w:id="2108557233" w:author="Claude" w:date="2026-10-22T19:59:41Z">
-        <w:r>
-          <w:t xml:space="preserve">Seven sites (four</w:t>
-        </w:r>
-      </w:ins>
-      <w:del w:id="2108557201" w:author="Claude" w:date="2026-10-22T19:57:52Z">
+      <w:ins w:id="2108557721" w:author="Claude" w:date="2026-10-23T15:16:45Z">
+        <w:r>
+          <w:t xml:space="preserve">One site (GFGL, in Baltimore) has no vegetated MODIS pixel and therefore no GPP trend.</w:t>
+        </w:r>
+      </w:ins>
+      <w:del w:id="2108557720" w:author="Claude" w:date="2026-10-23T15:16:45Z">
         <w:r>
           <w:delText xml:space="preserve">Eight sites (five</w:delText>
         </w:r>
-      </w:del>
-      <w:r>
-        <w:t xml:space="preserve"> in Baltimore, one at Santa Barbara, and two at Plum Island) return the MOD17 urban/barren fill value and were masked, so they have no GPP trend. MODIS GPP is also a calendar-year total whereas </w:t>
-      </w:r>
-      <w:del w:id="2108557105" w:author="Claude" w:date="2026-10-22T19:27:43Z">
+        <w:r>
+          <w:delText xml:space="preserve"> in Baltimore, one at Santa Barbara, and two at Plum Island) return the MOD17 urban/barren fill value and were masked, so they have no GPP trend.</w:delText>
+        </w:r>
+      </w:del>
+      <w:del w:id="2108557722" w:author="Claude" w:date="2026-10-23T15:16:45Z">
+        <w:r>
+          <w:delText xml:space="preserve"> MODIS GPP is also a calendar-year total whereas </w:delText>
+        </w:r>
         <w:r>
           <w:delText xml:space="preserve">discharge</w:delText>
         </w:r>
-      </w:del>
-      <w:ins w:id="2108557106" w:author="Claude" w:date="2026-10-22T19:27:43Z">
-        <w:r>
-          <w:t xml:space="preserve">streamflow</w:t>
-        </w:r>
-      </w:ins>
-      <w:r>
-        <w:t xml:space="preserve"> is aggregated by water year, so the two annual series are offset by a season. Landsat’s finer resolution would suit these small catchments better, but its multi-mission record carries trend artifacts that we could not separate from vegetation change (figures s2–s3) (Roy et al, 2016; Vogelmann et al, 2016). These data constraints limit our power to detect change, but they do not fully account for the absence of trends at well-monitored sites. This raises a more fundamental question.</w:t>
+        <w:r>
+          <w:delText xml:space="preserve"> is aggregated by water year, so the two annual series are offset by a season.</w:delText>
+        </w:r>
+      </w:del>
+      <w:r>
+        <w:t xml:space="preserve"> Landsat’s finer resolution would suit these small catchments better, but its multi-mission record carries trend artifacts that we could not separate from vegetation change (figures s2–s3) (Roy et al, 2016; Vogelmann et al, 2016). These data constraints limit our power to detect change, but they do not fully account for the absence of trends at well-monitored sites. This raises a more fundamental question.</w:t>
       </w:r>
     </w:p>
     <w:p>
@@ -4055,7 +4190,7 @@
     </w:p>
     <w:p>
       <w:r>
-        <w:t xml:space="preserve">The interannual sensitivities are what the Budyko framework predicts for a mostly energy-limited set of catchments: streamflow responds to precipitation with an elasticity above one that rises with aridity, temperature matters where evaporative demand exceeds supply (PET/P &gt; 1) and barely at all where it does not, and canopy productivity in a given year has no detectable effect on streamflow once precipitation and temperature are accounted for. They also explain the absence of streamflow trends: combining each site’s temperature trend with these sensitivities, the warming observed over the window (median 0.9 °C across the 44 sites) implies a median change in mean streamflow of −3%, against a median interannual standard deviation of streamflow of 35%, and no site in this pool had a significant precipitation trend.</w:t>
+        <w:t xml:space="preserve">The interannual sensitivities are what the Budyko framework predicts for a mostly energy-limited set of catchments: streamflow responds to precipitation with an elasticity above one that rises with aridity, temperature matters where evaporative demand exceeds supply (PET/P &gt; 1) and barely at all where it does not, and canopy productivity in a given year changes streamflow by at most a few percent once precipitation and temperature are accounted for. They also explain the absence of streamflow trends: combining each site’s temperature trend with these sensitivities, the warming observed over the window (median 0.9 °C across the 44 sites) implies a median change in mean streamflow of −3%, against a median interannual standard deviation of streamflow of 35%, and no site in this pool had a significant precipitation trend.</w:t>
       </w:r>
     </w:p>
     <w:p>
@@ -4091,12 +4226,12 @@
       <w:r>
         <w:t xml:space="preserve"> non-significant, and switching to MODIS on the same 2001–2021 window turns </w:t>
       </w:r>
-      <w:ins w:id="2108557235" w:author="Claude" w:date="2026-10-22T19:59:41Z">
-        <w:r>
-          <w:t xml:space="preserve">54 of the 73 remaining Landsat-increasing sites (74%)</w:t>
-        </w:r>
-      </w:ins>
-      <w:del w:id="2108557207" w:author="Claude" w:date="2026-10-22T19:57:52Z">
+      <w:ins w:id="2108557713" w:author="Claude" w:date="2026-10-23T15:16:45Z">
+        <w:r>
+          <w:t xml:space="preserve">59 of the 73 remaining Landsat-increasing sites (81%)</w:t>
+        </w:r>
+      </w:ins>
+      <w:del w:id="2108557712" w:author="Claude" w:date="2026-10-23T15:16:45Z">
         <w:r>
           <w:delText xml:space="preserve">64 of the 85 remaining Landsat-increasing sites (75%)</w:delText>
         </w:r>
@@ -4104,29 +4239,29 @@
       <w:r>
         <w:t xml:space="preserve"> non-significant (figures s2–s3). With MODIS over 2001–2023, only </w:t>
       </w:r>
-      <w:del w:id="2108557209" w:author="Claude" w:date="2026-10-22T19:57:52Z">
+      <w:ins w:id="2108557715" w:author="Claude" w:date="2026-10-23T15:16:45Z">
+        <w:r>
+          <w:t xml:space="preserve">25 of 141 sites are greening and 15</w:t>
+        </w:r>
+      </w:ins>
+      <w:del w:id="2108557714" w:author="Claude" w:date="2026-10-23T15:16:45Z">
         <w:r>
           <w:delText xml:space="preserve">29 of 158 sites are greening and 17</w:delText>
         </w:r>
       </w:del>
-      <w:ins w:id="2108557210" w:author="Claude" w:date="2026-10-22T19:57:52Z">
-        <w:r>
-          <w:t xml:space="preserve">24 of 135 sites are greening and 14</w:t>
-        </w:r>
-      </w:ins>
       <w:r>
         <w:t xml:space="preserve"> are browning. The Landsat greening is therefore mostly a sensor effect, and with these data we cannot show that vegetation is taking up the extra demand. What the MODIS trends do show is that productivity, where it changes at all, follows water: among non-experimental sites, greening occurs at </w:t>
       </w:r>
-      <w:del w:id="2108557211" w:author="Claude" w:date="2026-10-22T19:57:52Z">
+      <w:ins w:id="2108557717" w:author="Claude" w:date="2026-10-23T15:16:45Z">
+        <w:r>
+          <w:t xml:space="preserve">18 sites and browning at none where the precipitation slope is positive, while browning occurs at 14</w:t>
+        </w:r>
+      </w:ins>
+      <w:del w:id="2108557716" w:author="Claude" w:date="2026-10-23T15:16:45Z">
         <w:r>
           <w:delText xml:space="preserve">22 sites and browning at none where the precipitation slope is positive, while browning occurs at 16</w:delText>
         </w:r>
       </w:del>
-      <w:ins w:id="2108557212" w:author="Claude" w:date="2026-10-22T19:57:52Z">
-        <w:r>
-          <w:t xml:space="preserve">17 sites and browning at none where the precipitation slope is positive, while browning occurs at 13</w:t>
-        </w:r>
-      </w:ins>
       <w:r>
         <w:t xml:space="preserve"> sites and greening at 3 where it is negative, even though those precipitation slopes are themselves rarely significant.</w:t>
       </w:r>
@@ -4305,7 +4440,46 @@
     </w:p>
     <w:p>
       <w:r>
-        <w:t>Figure s2. Comparison of per-site vegetation trends from Landsat and MODIS. Each point is one MS site; axes are relative Sen’s slopes (% yr⁻¹, slope divided by the site mean) computed with the same trend method as the main analysis over each site’s matched window of overlapping years (at least 10). Landsat GPP (NTSG, 30 m, 16-day) is compared against (a) MODIS GPP (MOD17A3HGF, 500 m, annual) and (b) MODIS EVI. Points are colored by the agreement of the significance flags: both significant with the same sign, both significant with opposite signs, both non-significant, or one non-significant. The dashed line is 1:1 and the solid line is a reduced major axis (RMA) fit. Landsat and MODIS GPP trends agree only moderately (n = 113, r = 0.52, RMA slope = 0.75), as do Landsat GPP and MODIS EVI trends (n = 120, r = 0.58, RMA slope = 0.70); an RMA slope below 1 means the MODIS trends span a narrower range than the Landsat trends at the same sites.</w:t>
+        <w:t xml:space="preserve">Figure s2. Comparison of per-site vegetation trends from Landsat and MODIS. Each point is one MS site; axes are relative Sen’s slopes (% yr⁻¹, slope divided by the site mean) computed with the same trend method as the main analysis over each site’s matched window of overlapping years (at least 10). Landsat GPP (NTSG, 30 m, 16-day) is compared against (a) MODIS GPP </w:t>
+      </w:r>
+      <w:del w:id="2108557723" w:author="Claude" w:date="2026-10-23T15:16:45Z">
+        <w:r>
+          <w:delText xml:space="preserve">(MOD17A3HGF, 500 m, annual)</w:delText>
+        </w:r>
+      </w:del>
+      <w:ins w:id="2108557724" w:author="Claude" w:date="2026-10-23T15:16:45Z">
+        <w:r>
+          <w:t xml:space="preserve">(MOD17A2HGF, 500 m, summed to water years)</w:t>
+        </w:r>
+      </w:ins>
+      <w:r>
+        <w:t xml:space="preserve"> and (b) MODIS EVI. Points are colored by the agreement of the significance flags: both significant with the same sign, both significant with opposite signs, both non-significant, or one non-significant. The dashed line is 1:1 and the solid line is a reduced major axis (RMA) fit. Landsat and MODIS GPP trends agree only moderately (n = </w:t>
+      </w:r>
+      <w:del w:id="2108557725" w:author="Claude" w:date="2026-10-23T15:16:46Z">
+        <w:r>
+          <w:delText xml:space="preserve">113, r = 0.52, RMA slope = 0.75)</w:delText>
+        </w:r>
+      </w:del>
+      <w:ins w:id="2108557726" w:author="Claude" w:date="2026-10-23T15:16:46Z">
+        <w:r>
+          <w:t xml:space="preserve">139, r = 0.63, RMA slope = 0.74)</w:t>
+        </w:r>
+      </w:ins>
+      <w:r>
+        <w:t xml:space="preserve">, as do Landsat GPP and MODIS EVI trends (n = </w:t>
+      </w:r>
+      <w:del w:id="2108557727" w:author="Claude" w:date="2026-10-23T15:16:46Z">
+        <w:r>
+          <w:delText xml:space="preserve">120, r = 0.58, RMA slope = 0.70)</w:delText>
+        </w:r>
+      </w:del>
+      <w:ins w:id="2108557728" w:author="Claude" w:date="2026-10-23T15:16:46Z">
+        <w:r>
+          <w:t xml:space="preserve">140, r = 0.55, RMA slope = 0.65)</w:t>
+        </w:r>
+      </w:ins>
+      <w:r>
+        <w:t xml:space="preserve">; an RMA slope below 1 means the MODIS trends span a narrower range than the Landsat trends at the same sites.</w:t>
       </w:r>
     </w:p>
     <w:p>
@@ -4374,16 +4548,16 @@
       <w:r>
         <w:t xml:space="preserve"> MS climate sites. (a) Trend flags (increasing, non-significant, decreasing, or insufficient data) for four runs: Landsat over its full 1986–2022 record, Landsat restricted to 2001–2021, MODIS over 2001–2021, and MODIS over the full 2001–2023 window used in the main analysis. Counts are </w:t>
       </w:r>
-      <w:del w:id="2108557217" w:author="Claude" w:date="2026-10-22T19:57:53Z">
+      <w:ins w:id="2108557733" w:author="Claude" w:date="2026-10-23T15:17:20Z">
+        <w:r>
+          <w:t xml:space="preserve">100 increasing / 31 non-significant / 9 decreasing for Landsat 1986–2022, 73 / 52 / 15 for Landsat 2001–2021, 14 / 112 / 15 for MODIS 2001–2021, and 25 / 101 / 15 for MODIS 2001–2023 (sites with insufficient data: 2, 2, 1, and 1).</w:t>
+        </w:r>
+      </w:ins>
+      <w:del w:id="2108557732" w:author="Claude" w:date="2026-10-23T15:17:20Z">
         <w:r>
           <w:delText xml:space="preserve">113 increasing / 40 non-significant / 10 decreasing for Landsat 1986–2022, 85 / 57 / 21 for Landsat 2001–2021, 16 / 123 / 19 for MODIS 2001–2021, and 29 / 112 / 17 for MODIS 2001–2023.</w:delText>
         </w:r>
       </w:del>
-      <w:ins w:id="2108557218" w:author="Claude" w:date="2026-10-22T19:57:53Z">
-        <w:r>
-          <w:t xml:space="preserve">100 increasing / 31 non-significant / 9 decreasing for Landsat 1986–2022, 73 / 52 / 15 for Landsat 2001–2021, 14 / 105 / 16 for MODIS 2001–2021, and 24 / 97 / 14 for MODIS 2001–2023 (sites with insufficient data: 2, 2, 7, and 7).</w:t>
-        </w:r>
-      </w:ins>
       <w:r>
         <w:t xml:space="preserve"> (b) Window effect: the transition of each site’s flag from Landsat 1986–2022 (rows) to Landsat 2001–2021 (columns) on the same sensor. Shortening the window alone turns </w:t>
       </w:r>
@@ -4400,24 +4574,47 @@
       <w:r>
         <w:t xml:space="preserve"> non-significant. (c) Sensor effect: the transition from Landsat 2001–2021 (rows) to MODIS 2001–2021 (columns) on the same window. Changing sensor alone turns </w:t>
       </w:r>
-      <w:del w:id="2108557221" w:author="Claude" w:date="2026-10-22T19:57:53Z">
+      <w:ins w:id="2108557735" w:author="Claude" w:date="2026-10-23T15:17:20Z">
+        <w:r>
+          <w:t xml:space="preserve">59 of the 73 Landsat-increasing sites (81%) non-significant, with 12 remaining increasing; of the 96 sites significant in either sensor over 2001–2021, 21 are significant in both, and 20</w:t>
+        </w:r>
+      </w:ins>
+      <w:del w:id="2108557734" w:author="Claude" w:date="2026-10-23T15:17:20Z">
         <w:r>
           <w:delText xml:space="preserve">64 of the 85 Landsat-increasing sites (75%) non-significant, with 13 remaining increasing; of the 115 sites significant in either sensor over 2001–2021, 26 are significant in both, and 25</w:delText>
         </w:r>
       </w:del>
-      <w:ins w:id="2108557222" w:author="Claude" w:date="2026-10-22T19:57:53Z">
-        <w:r>
-          <w:t xml:space="preserve">54 of the 73 Landsat-increasing sites (74%) non-significant, with 12 remaining increasing; of the 96 sites significant in either sensor over 2001–2021, 22 are significant in both, and 21</w:t>
-        </w:r>
-      </w:ins>
-      <w:r>
-        <w:t xml:space="preserve"> of those share the same sign. The Landsat-based greening was therefore mostly a sensor effect rather than a window effect. MODIS GPP here and in the main analysis is MOD17A3HGF (annual, 500 m) with the urban/barren/water fill value masked.</w:t>
-      </w:r>
-    </w:p>
-    <w:p>
-      <w:r>
-        <w:t xml:space="preserve">Table S1. GPP trend flags at the 142 MS climate sites for each product and window (Sen slope, 95% confidence interval excluding zero). Window effect: 31 of the 100 Landsat-greening sites (31%) become non-significant when the Landsat record is shortened to 2001–2021. Sensor effect: 54 of the 73 Landsat-greening sites on 2001–2021 (74%) become non-significant under MODIS on the same window, and 12 remain greening. Of the 96 sites significant in either sensor on 2001–2021, 22 are significant in both and 21 share the same sign.</w:t>
-      </w:r>
+      <w:r>
+        <w:t xml:space="preserve"> of those share the same sign. The Landsat-based greening was therefore mostly a sensor effect rather than a window effect. MODIS GPP here and in the main analysis is </w:t>
+      </w:r>
+      <w:del w:id="2108557736" w:author="Claude" w:date="2026-10-23T15:17:20Z">
+        <w:r>
+          <w:delText xml:space="preserve">MOD17A3HGF (annual, 500 m) with the urban/barren/water fill value</w:delText>
+        </w:r>
+      </w:del>
+      <w:ins w:id="2108557737" w:author="Claude" w:date="2026-10-23T15:17:20Z">
+        <w:r>
+          <w:t xml:space="preserve">the water-year sum of MOD17A2HGF (8-day, 500 m) with the urban/barren/water fill pixels</w:t>
+        </w:r>
+      </w:ins>
+      <w:r>
+        <w:t xml:space="preserve"> masked.</w:t>
+      </w:r>
+    </w:p>
+    <w:p>
+      <w:r>
+        <w:t xml:space="preserve">Table S1. GPP trend flags at the 142 MS climate sites for each product and window (Sen slope, 95% confidence interval excluding zero). Window effect: 31 of the 100 Landsat-greening sites (31%) become non-significant when the Landsat record is shortened to 2001–2021. Sensor effect: </w:t>
+      </w:r>
+      <w:del w:id="2108557738" w:author="Claude" w:date="2026-10-23T15:17:20Z">
+        <w:r>
+          <w:delText xml:space="preserve">54 of the 73 Landsat-greening sites on 2001–2021 (74%) become non-significant under MODIS on the same window, and 12 remain greening. Of the 96 sites significant in either sensor on 2001–2021, 22 are significant in both and 21 share the same sign.</w:delText>
+        </w:r>
+      </w:del>
+      <w:ins w:id="2108557739" w:author="Claude" w:date="2026-10-23T15:17:20Z">
+        <w:r>
+          <w:t xml:space="preserve">59 of the 73 Landsat-greening sites on 2001–2021 (81%) become non-significant under MODIS on the same window, and 12 remain greening. Of the 96 sites significant in either sensor on 2001–2021, 21 are significant in both and 20 share the same sign. MODIS GPP is the water-year sum of MOD17A2HGF.</w:t>
+        </w:r>
+      </w:ins>
     </w:p>
     <w:tbl>
       <w:tblPr>
@@ -4564,21 +4761,21 @@
         <w:tc>
           <w:p>
             <w:r>
-              <w:t xml:space="preserve">105</w:t>
+              <w:t xml:space="preserve">112</w:t>
             </w:r>
           </w:p>
         </w:tc>
         <w:tc>
           <w:p>
             <w:r>
-              <w:t xml:space="preserve">16</w:t>
+              <w:t xml:space="preserve">15</w:t>
             </w:r>
           </w:p>
         </w:tc>
         <w:tc>
           <w:p>
             <w:r>
-              <w:t xml:space="preserve">7</w:t>
+              <w:t xml:space="preserve">1</w:t>
             </w:r>
           </w:p>
         </w:tc>
@@ -4594,28 +4791,28 @@
         <w:tc>
           <w:p>
             <w:r>
-              <w:t xml:space="preserve">24</w:t>
+              <w:t xml:space="preserve">25</w:t>
             </w:r>
           </w:p>
         </w:tc>
         <w:tc>
           <w:p>
             <w:r>
-              <w:t xml:space="preserve">97</w:t>
+              <w:t xml:space="preserve">101</w:t>
             </w:r>
           </w:p>
         </w:tc>
         <w:tc>
           <w:p>
             <w:r>
-              <w:t xml:space="preserve">14</w:t>
+              <w:t xml:space="preserve">15</w:t>
             </w:r>
           </w:p>
         </w:tc>
         <w:tc>
           <w:p>
             <w:r>
-              <w:t xml:space="preserve">7</w:t>
+              <w:t xml:space="preserve">1</w:t>
             </w:r>
           </w:p>
         </w:tc>
@@ -5719,7 +5916,7 @@
     </w:tbl>
     <w:p>
       <w:r>
-        <w:t xml:space="preserve">Table S3. Median within-site Spearman correlation between the water-year anomaly of each streamflow metric and the anomalies of precipitation (P), temperature (T) and MODIS GPP, and of GPP after the P signal (GPP | P) or the P and T signals (GPP | P, T) had been removed from both series, across the 44 non-experimental headwater sites with at least six complete water years (41 with usable GPP; 39 for GPP | P, T; 42, 39 and 38 for low flow). Timing is the day of the water year by which half of the annual flow had passed, so a negative T correlation means earlier in warmer years.</w:t>
+        <w:t xml:space="preserve">Table S3. Median within-site Spearman correlation between the water-year anomaly of each streamflow metric and the anomalies of precipitation (P), temperature (T) and MODIS GPP, and of GPP after the P signal (GPP | P) or the P and T signals (GPP | P, T) had been removed from both series, across the 44 non-experimental headwater sites with at least six complete water years (43 with usable GPP; 41 for GPP | P, T; 42, 41 and 40 for low flow). Timing is the day of the water year by which half of the annual flow had passed, so a negative T correlation means earlier in warmer years.</w:t>
       </w:r>
     </w:p>
     <w:tbl>
@@ -5827,7 +6024,7 @@
           <w:p>
             <w:ins w:id="2108557617" w:author="Claude" w:date="2026-10-22T23:16:56Z">
               <w:r>
-                <w:t xml:space="preserve">−0.08</w:t>
+                <w:t xml:space="preserve">−0.06</w:t>
               </w:r>
             </w:ins>
           </w:p>
@@ -5836,7 +6033,7 @@
           <w:p>
             <w:ins w:id="2108557618" w:author="Claude" w:date="2026-10-22T23:16:56Z">
               <w:r>
-                <w:t xml:space="preserve">−0.12</w:t>
+                <w:t xml:space="preserve">−0.09</w:t>
               </w:r>
             </w:ins>
           </w:p>
@@ -5845,7 +6042,7 @@
           <w:p>
             <w:ins w:id="2108557619" w:author="Claude" w:date="2026-10-22T23:16:56Z">
               <w:r>
-                <w:t xml:space="preserve">−0.08</w:t>
+                <w:t xml:space="preserve">−0.07</w:t>
               </w:r>
             </w:ins>
           </w:p>
@@ -5883,7 +6080,7 @@
           <w:p>
             <w:ins w:id="2108557623" w:author="Claude" w:date="2026-10-22T23:16:56Z">
               <w:r>
-                <w:t xml:space="preserve">−0.08</w:t>
+                <w:t xml:space="preserve">−0.09</w:t>
               </w:r>
             </w:ins>
           </w:p>
@@ -5892,7 +6089,7 @@
           <w:p>
             <w:ins w:id="2108557624" w:author="Claude" w:date="2026-10-22T23:16:56Z">
               <w:r>
-                <w:t xml:space="preserve">−0.12</w:t>
+                <w:t xml:space="preserve">−0.17</w:t>
               </w:r>
             </w:ins>
           </w:p>
@@ -5901,7 +6098,7 @@
           <w:p>
             <w:ins w:id="2108557625" w:author="Claude" w:date="2026-10-22T23:16:56Z">
               <w:r>
-                <w:t xml:space="preserve">−0.07</w:t>
+                <w:t xml:space="preserve">−0.09</w:t>
               </w:r>
             </w:ins>
           </w:p>
@@ -5939,7 +6136,7 @@
           <w:p>
             <w:ins w:id="2108557629" w:author="Claude" w:date="2026-10-22T23:16:56Z">
               <w:r>
-                <w:t xml:space="preserve">0.00</w:t>
+                <w:t xml:space="preserve">−0.04</w:t>
               </w:r>
             </w:ins>
           </w:p>
@@ -5948,7 +6145,7 @@
           <w:p>
             <w:ins w:id="2108557630" w:author="Claude" w:date="2026-10-22T23:16:56Z">
               <w:r>
-                <w:t xml:space="preserve">0.02</w:t>
+                <w:t xml:space="preserve">−0.03</w:t>
               </w:r>
             </w:ins>
           </w:p>
@@ -5957,7 +6154,7 @@
           <w:p>
             <w:ins w:id="2108557631" w:author="Claude" w:date="2026-10-22T23:16:56Z">
               <w:r>
-                <w:t xml:space="preserve">0.01</w:t>
+                <w:t xml:space="preserve">−0.05</w:t>
               </w:r>
             </w:ins>
           </w:p>
@@ -5995,7 +6192,7 @@
           <w:p>
             <w:ins w:id="2108557635" w:author="Claude" w:date="2026-10-22T23:16:56Z">
               <w:r>
-                <w:t xml:space="preserve">−0.02</w:t>
+                <w:t xml:space="preserve">−0.03</w:t>
               </w:r>
             </w:ins>
           </w:p>
@@ -6004,7 +6201,7 @@
           <w:p>
             <w:ins w:id="2108557636" w:author="Claude" w:date="2026-10-22T23:16:56Z">
               <w:r>
-                <w:t xml:space="preserve">−0.12</w:t>
+                <w:t xml:space="preserve">−0.09</w:t>
               </w:r>
             </w:ins>
           </w:p>
@@ -6013,7 +6210,7 @@
           <w:p>
             <w:ins w:id="2108557637" w:author="Claude" w:date="2026-10-22T23:16:56Z">
               <w:r>
-                <w:t xml:space="preserve">−0.16</w:t>
+                <w:t xml:space="preserve">−0.11</w:t>
               </w:r>
             </w:ins>
           </w:p>
@@ -6051,7 +6248,7 @@
           <w:p>
             <w:ins w:id="2108557641" w:author="Claude" w:date="2026-10-22T23:16:56Z">
               <w:r>
-                <w:t xml:space="preserve">−0.04</w:t>
+                <w:t xml:space="preserve">−0.06</w:t>
               </w:r>
             </w:ins>
           </w:p>
@@ -6060,7 +6257,7 @@
           <w:p>
             <w:ins w:id="2108557642" w:author="Claude" w:date="2026-10-22T23:16:56Z">
               <w:r>
-                <w:t xml:space="preserve">−0.03</w:t>
+                <w:t xml:space="preserve">−0.11</w:t>
               </w:r>
             </w:ins>
           </w:p>
@@ -6069,7 +6266,7 @@
           <w:p>
             <w:ins w:id="2108557643" w:author="Claude" w:date="2026-10-22T23:16:56Z">
               <w:r>
-                <w:t xml:space="preserve">−0.02</w:t>
+                <w:t xml:space="preserve">−0.06</w:t>
               </w:r>
             </w:ins>
           </w:p>
@@ -6107,6 +6304,15 @@
           <w:p>
             <w:ins w:id="2108557647" w:author="Claude" w:date="2026-10-22T23:16:56Z">
               <w:r>
+                <w:t xml:space="preserve">0.09</w:t>
+              </w:r>
+            </w:ins>
+          </w:p>
+        </w:tc>
+        <w:tc>
+          <w:p>
+            <w:ins w:id="2108557648" w:author="Claude" w:date="2026-10-22T23:16:56Z">
+              <w:r>
                 <w:t xml:space="preserve">0.03</w:t>
               </w:r>
             </w:ins>
@@ -6114,18 +6320,9 @@
         </w:tc>
         <w:tc>
           <w:p>
-            <w:ins w:id="2108557648" w:author="Claude" w:date="2026-10-22T23:16:56Z">
-              <w:r>
-                <w:t xml:space="preserve">0.01</w:t>
-              </w:r>
-            </w:ins>
-          </w:p>
-        </w:tc>
-        <w:tc>
-          <w:p>
             <w:ins w:id="2108557649" w:author="Claude" w:date="2026-10-22T23:16:56Z">
               <w:r>
-                <w:t xml:space="preserve">−0.05</w:t>
+                <w:t xml:space="preserve">−0.02</w:t>
               </w:r>
             </w:ins>
           </w:p>
@@ -6163,7 +6360,7 @@
           <w:p>
             <w:ins w:id="2108557653" w:author="Claude" w:date="2026-10-22T23:16:56Z">
               <w:r>
-                <w:t xml:space="preserve">−0.02</w:t>
+                <w:t xml:space="preserve">−0.06</w:t>
               </w:r>
             </w:ins>
           </w:p>
@@ -6172,7 +6369,7 @@
           <w:p>
             <w:ins w:id="2108557654" w:author="Claude" w:date="2026-10-22T23:16:56Z">
               <w:r>
-                <w:t xml:space="preserve">−0.14</w:t>
+                <w:t xml:space="preserve">−0.15</w:t>
               </w:r>
             </w:ins>
           </w:p>
@@ -6219,7 +6416,7 @@
           <w:p>
             <w:ins w:id="2108557659" w:author="Claude" w:date="2026-10-22T23:16:56Z">
               <w:r>
-                <w:t xml:space="preserve">−0.16</w:t>
+                <w:t xml:space="preserve">−0.19</w:t>
               </w:r>
             </w:ins>
           </w:p>
@@ -6228,7 +6425,7 @@
           <w:p>
             <w:ins w:id="2108557660" w:author="Claude" w:date="2026-10-22T23:16:56Z">
               <w:r>
-                <w:t xml:space="preserve">−0.13</w:t>
+                <w:t xml:space="preserve">−0.18</w:t>
               </w:r>
             </w:ins>
           </w:p>
@@ -6237,7 +6434,7 @@
           <w:p>
             <w:ins w:id="2108557661" w:author="Claude" w:date="2026-10-22T23:16:56Z">
               <w:r>
-                <w:t xml:space="preserve">−0.07</w:t>
+                <w:t xml:space="preserve">−0.03</w:t>
               </w:r>
             </w:ins>
           </w:p>
@@ -7237,6 +7434,13 @@
     <w:p>
       <w:r>
         <w:t xml:space="preserve">Changed S to ΔS in equation 1 and defined it in the preceding sentence as the change in storage over the period, positive when storage increases and negative when it is drawn down.</w:t>
+      </w:r>
+    </w:p>
+  </w:comment>
+  <w:comment w:id="2108557099" w:author="Claude" w:date="2026-10-23T15:17:55Z" w:initials="C">
+    <w:p>
+      <w:r>
+        <w:t xml:space="preserve">GPP is now the October–September sum of the 8-day MOD17A2HGF product for every watershed and grid point, so GPP, streamflow and climate share the same water year; the text now describes that method.</w:t>
       </w:r>
     </w:p>
   </w:comment>
@@ -7329,6 +7533,7 @@
   <w15:commentEx w15:paraId="00CCE136" w15:paraIdParent="4113D561" w15:done="0"/>
   <w15:commentEx w15:paraId="08FB39D1" w15:paraIdParent="0DB067C0" w15:done="0"/>
   <w15:commentEx w15:paraId="5E516262" w15:paraIdParent="3A4B4081" w15:done="0"/>
+  <w15:commentEx w15:paraId="7A8F021E" w15:paraIdParent="21143A8C" w15:done="0"/>
 </w15:commentsEx>
 </file>
 
